--- a/testakten/longcovid-erwerbsminderung-feldermann-leipzig/11_widerspruch_jobcenter_sgbii.docx
+++ b/testakten/longcovid-erwerbsminderung-feldermann-leipzig/11_widerspruch_jobcenter_sgbii.docx
@@ -225,7 +225,7 @@
         <w:rPr>
           <w:b/>
         </w:rPr>
-        <w:t>einen Mehrbedarf nach § 21 Abs. 4 SGB II</w:t>
+        <w:t>einen Mehrbedarf nach Paragraf 21 Abs. 4 SGB II</w:t>
       </w:r>
       <w:r>
         <w:t xml:space="preserve"> (kostenaufwändige Ernährung / krankheitsbedingte Mehrkosten) anzuerkennen.</w:t>
@@ -259,7 +259,7 @@
         <w:jc w:val="left"/>
       </w:pPr>
       <w:r>
-        <w:t>Das Jobcenter hat bei der Berechnung des anrechenbaren Einkommens des Ehemanns Marko Feldermann wesentliche Absetzbeträge gemäß § 11b SGB II nicht oder nicht vollständig berücksichtigt.</w:t>
+        <w:t>Das Jobcenter hat bei der Berechnung des anrechenbaren Einkommens des Ehemanns Marko Feldermann wesentliche Absetzbeträge gemäß Paragraf 11b SGB II nicht oder nicht vollständig berücksichtigt.</w:t>
       </w:r>
     </w:p>
     <w:p>
@@ -270,7 +270,7 @@
         <w:rPr>
           <w:b/>
         </w:rPr>
-        <w:t>§ 11b SGB II nennt folgende Absetzbeträge:</w:t>
+        <w:t>Paragraf 11b SGB II nennt folgende Absetzbeträge:</w:t>
       </w:r>
     </w:p>
     <w:p>
@@ -278,7 +278,7 @@
         <w:pStyle w:val="ListBullet"/>
       </w:pPr>
       <w:r>
-        <w:t>§ 11b Abs. 1 Nr. 2: auf das Einkommen entrichtete Steuern</w:t>
+        <w:t>Paragraf 11b Abs. 1 Nr. 2: auf das Einkommen entrichtete Steuern</w:t>
       </w:r>
     </w:p>
     <w:p>
@@ -286,7 +286,7 @@
         <w:pStyle w:val="ListBullet"/>
       </w:pPr>
       <w:r>
-        <w:t>§ 11b Abs. 1 Nr. 3: Pflichtbeiträge zur Sozialversicherung (KV, RV, AV, PV)</w:t>
+        <w:t>Paragraf 11b Abs. 1 Nr. 3: Pflichtbeiträge zur Sozialversicherung (KV, RV, AV, PV)</w:t>
       </w:r>
     </w:p>
     <w:p>
@@ -294,7 +294,7 @@
         <w:pStyle w:val="ListBullet"/>
       </w:pPr>
       <w:r>
-        <w:t>§ 11b Abs. 1 Nr. 5: Aufwendungen zur Erfüllung gesetzlicher Unterhaltspflichten</w:t>
+        <w:t>Paragraf 11b Abs. 1 Nr. 5: Aufwendungen zur Erfüllung gesetzlicher Unterhaltspflichten</w:t>
       </w:r>
     </w:p>
     <w:p>
@@ -302,7 +302,7 @@
         <w:pStyle w:val="ListBullet"/>
       </w:pPr>
       <w:r>
-        <w:t>§ 11b Abs. 2: Erwerbstätigenpauschale (100,00 EUR)</w:t>
+        <w:t>Paragraf 11b Abs. 2: Erwerbstätigenpauschale (100,00 EUR)</w:t>
       </w:r>
     </w:p>
     <w:p>
@@ -310,7 +310,7 @@
         <w:pStyle w:val="ListBullet"/>
       </w:pPr>
       <w:r>
-        <w:t>§ 11b Abs. 3: Weiterer Freibetrag (20 % des Erwerbseinkommens über 100 EUR bis 1.000 EUR, 10 % über 1.000 EUR bis 1.200 EUR)</w:t>
+        <w:t>Paragraf 11b Abs. 3: Weiterer Freibetrag (20 % des Erwerbseinkommens über 100 EUR bis 1.000 EUR, 10 % über 1.000 EUR bis 1.200 EUR)</w:t>
       </w:r>
     </w:p>
     <w:p>
@@ -335,7 +335,7 @@
         <w:pStyle w:val="ListBullet"/>
       </w:pPr>
       <w:r>
-        <w:t>Erwerbstätigenpauschale § 11b Abs. 2: −100,00 EUR</w:t>
+        <w:t>Erwerbstätigenpauschale Paragraf 11b Abs. 2: −100,00 EUR</w:t>
       </w:r>
     </w:p>
     <w:p>
@@ -466,7 +466,7 @@
         <w:t>Außerdem:</w:t>
       </w:r>
       <w:r>
-        <w:t xml:space="preserve"> Eine Kostensenkungsaufforderung vor der KdU-Kürzung wurde nicht formal als Verwaltungsakt erlassen. Das Vorgehen widerspricht § 22 Abs. 1 S. 3 SGB II.</w:t>
+        <w:t xml:space="preserve"> Eine Kostensenkungsaufforderung vor der KdU-Kürzung wurde nicht formal als Verwaltungsakt erlassen. Das Vorgehen widerspricht Paragraf 22 Abs. 1 S. 3 SGB II.</w:t>
       </w:r>
     </w:p>
     <w:p>
@@ -477,7 +477,7 @@
         <w:rPr>
           <w:rFonts w:ascii="Times New Roman" w:hAnsi="Times New Roman"/>
         </w:rPr>
-        <w:t>III. Mehrbedarf nach § 21 Abs. 4 SGB II</w:t>
+        <w:t>III. Mehrbedarf nach Paragraf 21 Abs. 4 SGB II</w:t>
       </w:r>
     </w:p>
     <w:p>
@@ -485,7 +485,7 @@
         <w:jc w:val="left"/>
       </w:pPr>
       <w:r>
-        <w:t>Frau Feldermann hat als chronisch kranke Person mit ME/CFS und POTS einen erhöhten Ernährungsbedarf, der von den Regelbedarfen nicht gedeckt wird (z. B. Nahrungsergänzungsmittel auf Empfehlung von Prof. Scheibenbogen: Coenzym Q10, Magnesium, Vitamin D; monatliche Kosten ca. 80,00 EUR). Dieser Mehrbedarf ist nach § 21 Abs. 4 SGB II anzuerkennen.</w:t>
+        <w:t>Frau Feldermann hat als chronisch kranke Person mit ME/CFS und POTS einen erhöhten Ernährungsbedarf, der von den Regelbedarfen nicht gedeckt wird (z. B. Nahrungsergänzungsmittel auf Empfehlung von Prof. Seifert: Coenzym Q10, Magnesium, Vitamin D; monatliche Kosten ca. 80,00 EUR). Dieser Mehrbedarf ist nach Paragraf 21 Abs. 4 SGB II anzuerkennen.</w:t>
       </w:r>
     </w:p>
     <w:p/>
@@ -529,7 +529,7 @@
         <w:pStyle w:val="ListNumber"/>
       </w:pPr>
       <w:r>
-        <w:t>Befundbericht Prof. Scheibenbogen, Charité, 11/2025 (medizinischer Mehrbedarf)</w:t>
+        <w:t>Befundbericht Prof. Seifert, Universitätsmedizin Berlin-Nord, 11/2025 (medizinischer Mehrbedarf)</w:t>
       </w:r>
     </w:p>
     <w:p>
@@ -592,13 +592,100 @@
       </w:r>
     </w:p>
     <w:sectPr>
+      <w:headerReference w:type="default" r:id="rId9"/>
+      <w:footerReference w:type="default" r:id="rId10"/>
       <w:pgSz w:w="11906" w:h="16838"/>
-      <w:pgMar w:top="1417" w:right="1417" w:bottom="1417" w:left="1417" w:header="720" w:footer="720" w:gutter="0"/>
+      <w:pgMar w:top="1417" w:right="1417" w:bottom="1417" w:left="1417" w:header="680" w:footer="567" w:gutter="0"/>
       <w:cols w:space="720"/>
       <w:docGrid w:linePitch="360"/>
     </w:sectPr>
   </w:body>
 </w:document>
+</file>
+
+<file path=word/footer1.xml><?xml version="1.0" encoding="utf-8"?>
+<w:ftr xmlns:m="http://schemas.openxmlformats.org/officeDocument/2006/math" xmlns:mc="http://schemas.openxmlformats.org/markup-compatibility/2006" xmlns:mo="http://schemas.microsoft.com/office/mac/office/2008/main" xmlns:mv="urn:schemas-microsoft-com:mac:vml" xmlns:o="urn:schemas-microsoft-com:office:office" xmlns:r="http://schemas.openxmlformats.org/officeDocument/2006/relationships" xmlns:v="urn:schemas-microsoft-com:vml" xmlns:w10="urn:schemas-microsoft-com:office:word" xmlns:w14="http://schemas.microsoft.com/office/word/2010/wordml" xmlns:w="http://schemas.openxmlformats.org/wordprocessingml/2006/main" xmlns:wne="http://schemas.microsoft.com/office/word/2006/wordml" xmlns:wp14="http://schemas.microsoft.com/office/word/2010/wordprocessingDrawing" xmlns:wp="http://schemas.openxmlformats.org/drawingml/2006/wordprocessingDrawing" xmlns:wpc="http://schemas.microsoft.com/office/word/2010/wordprocessingCanvas" xmlns:wpg="http://schemas.microsoft.com/office/word/2010/wordprocessingGroup" xmlns:wpi="http://schemas.microsoft.com/office/word/2010/wordprocessingInk" xmlns:wps="http://schemas.microsoft.com/office/word/2010/wordprocessingShape" mc:Ignorable="w14 wp14">
+  <w:p>
+    <w:pPr>
+      <w:pStyle w:val="Footer"/>
+      <w:tabs>
+        <w:tab w:pos="9071" w:val="right"/>
+      </w:tabs>
+      <w:jc w:val="left"/>
+    </w:pPr>
+    <w:r>
+      <w:rPr>
+        <w:rFonts w:ascii="Times New Roman" w:hAnsi="Times New Roman"/>
+        <w:color w:val="6B6B66"/>
+        <w:sz w:val="16"/>
+      </w:rPr>
+    </w:r>
+    <w:r>
+      <w:rPr>
+        <w:rFonts w:ascii="Times New Roman" w:hAnsi="Times New Roman"/>
+        <w:color w:val="6B6B66"/>
+        <w:sz w:val="16"/>
+      </w:rPr>
+      <w:t>Widerspruch</w:t>
+    </w:r>
+    <w:r>
+      <w:rPr>
+        <w:rFonts w:ascii="Times New Roman" w:hAnsi="Times New Roman"/>
+        <w:color w:val="6B6B66"/>
+        <w:sz w:val="16"/>
+      </w:rPr>
+      <w:tab/>
+      <w:t xml:space="preserve">Seite </w:t>
+    </w:r>
+    <w:r>
+      <w:rPr>
+        <w:rFonts w:ascii="Times New Roman" w:hAnsi="Times New Roman"/>
+        <w:color w:val="6B6B66"/>
+        <w:sz w:val="16"/>
+      </w:rPr>
+      <w:fldChar w:fldCharType="begin"/>
+      <w:instrText xml:space="preserve"> PAGE </w:instrText>
+      <w:fldChar w:fldCharType="end"/>
+    </w:r>
+  </w:p>
+</w:ftr>
+</file>
+
+<file path=word/header1.xml><?xml version="1.0" encoding="utf-8"?>
+<w:hdr xmlns:m="http://schemas.openxmlformats.org/officeDocument/2006/math" xmlns:mc="http://schemas.openxmlformats.org/markup-compatibility/2006" xmlns:mo="http://schemas.microsoft.com/office/mac/office/2008/main" xmlns:mv="urn:schemas-microsoft-com:mac:vml" xmlns:o="urn:schemas-microsoft-com:office:office" xmlns:r="http://schemas.openxmlformats.org/officeDocument/2006/relationships" xmlns:v="urn:schemas-microsoft-com:vml" xmlns:w10="urn:schemas-microsoft-com:office:word" xmlns:w14="http://schemas.microsoft.com/office/word/2010/wordml" xmlns:w="http://schemas.openxmlformats.org/wordprocessingml/2006/main" xmlns:wne="http://schemas.microsoft.com/office/word/2006/wordml" xmlns:wp14="http://schemas.microsoft.com/office/word/2010/wordprocessingDrawing" xmlns:wp="http://schemas.openxmlformats.org/drawingml/2006/wordprocessingDrawing" xmlns:wpc="http://schemas.microsoft.com/office/word/2010/wordprocessingCanvas" xmlns:wpg="http://schemas.microsoft.com/office/word/2010/wordprocessingGroup" xmlns:wpi="http://schemas.microsoft.com/office/word/2010/wordprocessingInk" xmlns:wps="http://schemas.microsoft.com/office/word/2010/wordprocessingShape" mc:Ignorable="w14 wp14">
+  <w:p>
+    <w:pPr>
+      <w:pStyle w:val="Header"/>
+      <w:jc w:val="left"/>
+    </w:pPr>
+    <w:r/>
+    <w:r>
+      <w:rPr>
+        <w:rFonts w:ascii="Times New Roman" w:hAnsi="Times New Roman"/>
+        <w:b/>
+        <w:color w:val="3B3F45"/>
+        <w:sz w:val="24"/>
+      </w:rPr>
+      <w:t>Widerspruch</w:t>
+    </w:r>
+  </w:p>
+  <w:p>
+    <w:pPr>
+      <w:jc w:val="left"/>
+      <w:pBdr>
+        <w:bottom w:val="single" w:sz="6" w:space="2" w:color="3B3F45"/>
+      </w:pBdr>
+    </w:pPr>
+    <w:r>
+      <w:rPr>
+        <w:rFonts w:ascii="Times New Roman" w:hAnsi="Times New Roman"/>
+        <w:color w:val="6B6B66"/>
+        <w:sz w:val="16"/>
+      </w:rPr>
+      <w:t>Behörde</w:t>
+    </w:r>
+  </w:p>
+</w:hdr>
 </file>
 
 <file path=word/numbering.xml><?xml version="1.0" encoding="utf-8"?>
